--- a/output/Sample 4/gSAP_SalesConsignment_SYNRJ_TechSpec.docx
+++ b/output/Sample 4/gSAP_SalesConsignment_SYNRJ_TechSpec.docx
@@ -107,7 +107,7 @@
           <w:color w:val="6C757D"/>
           <w:sz w:val="22"/>
         </w:rPr>
-        <w:t>Date: May 01, 2026</w:t>
+        <w:t>Date: May 13, 2026</w:t>
       </w:r>
     </w:p>
     <w:p>
@@ -722,7 +722,7 @@
                 <w:rFonts w:ascii="Calibri" w:hAnsi="Calibri"/>
                 <w:sz w:val="20"/>
               </w:rPr>
-              <w:t>2026-05-01</w:t>
+              <w:t>2026-05-13</w:t>
             </w:r>
           </w:p>
         </w:tc>
@@ -806,7 +806,7 @@
           <w:rFonts w:ascii="Calibri" w:hAnsi="Calibri"/>
           <w:sz w:val="22"/>
         </w:rPr>
-        <w:t>Generated On: 2026-05-01 00:53</w:t>
+        <w:t>Generated On: 2026-05-13 16:11</w:t>
       </w:r>
     </w:p>
     <w:p>
@@ -2114,8 +2114,9 @@
         <w:tblLook w:firstColumn="1" w:firstRow="1" w:lastColumn="0" w:lastRow="0" w:noHBand="0" w:noVBand="1" w:val="04A0"/>
       </w:tblPr>
       <w:tblGrid>
-        <w:gridCol w:w="3118"/>
-        <w:gridCol w:w="5783"/>
+        <w:gridCol w:w="2268"/>
+        <w:gridCol w:w="2835"/>
+        <w:gridCol w:w="3798"/>
       </w:tblGrid>
       <w:tr>
         <w:trPr>
@@ -2124,7 +2125,7 @@
         </w:trPr>
         <w:tc>
           <w:tcPr>
-            <w:tcW w:type="dxa" w:w="3118"/>
+            <w:tcW w:type="dxa" w:w="2268"/>
             <w:shd w:fill="005293"/>
           </w:tcPr>
           <w:p>
@@ -2138,13 +2139,33 @@
                 <w:color w:val="FFFFFF"/>
                 <w:sz w:val="20"/>
               </w:rPr>
-              <w:t>Connection</w:t>
-            </w:r>
-          </w:p>
-        </w:tc>
-        <w:tc>
-          <w:tcPr>
-            <w:tcW w:type="dxa" w:w="5783"/>
+              <w:t>Source</w:t>
+            </w:r>
+          </w:p>
+        </w:tc>
+        <w:tc>
+          <w:tcPr>
+            <w:tcW w:type="dxa" w:w="2835"/>
+            <w:shd w:fill="005293"/>
+          </w:tcPr>
+          <w:p>
+            <w:pPr>
+              <w:keepNext/>
+            </w:pPr>
+            <w:r>
+              <w:rPr>
+                <w:rFonts w:ascii="Calibri" w:hAnsi="Calibri"/>
+                <w:b/>
+                <w:color w:val="FFFFFF"/>
+                <w:sz w:val="20"/>
+              </w:rPr>
+              <w:t>Target</w:t>
+            </w:r>
+          </w:p>
+        </w:tc>
+        <w:tc>
+          <w:tcPr>
+            <w:tcW w:type="dxa" w:w="3798"/>
             <w:shd w:fill="005293"/>
           </w:tcPr>
           <w:p>
@@ -2169,21 +2190,35 @@
         </w:trPr>
         <w:tc>
           <w:tcPr>
-            <w:tcW w:type="dxa" w:w="3118"/>
-          </w:tcPr>
-          <w:p>
-            <w:r>
-              <w:rPr>
-                <w:rFonts w:ascii="Calibri" w:hAnsi="Calibri"/>
-                <w:sz w:val="20"/>
-              </w:rPr>
-              <w:t>GSAP -&gt; Start</w:t>
-            </w:r>
-          </w:p>
-        </w:tc>
-        <w:tc>
-          <w:tcPr>
-            <w:tcW w:type="dxa" w:w="5783"/>
+            <w:tcW w:type="dxa" w:w="2268"/>
+          </w:tcPr>
+          <w:p>
+            <w:r>
+              <w:rPr>
+                <w:rFonts w:ascii="Calibri" w:hAnsi="Calibri"/>
+                <w:sz w:val="20"/>
+              </w:rPr>
+              <w:t>GSAP</w:t>
+            </w:r>
+          </w:p>
+        </w:tc>
+        <w:tc>
+          <w:tcPr>
+            <w:tcW w:type="dxa" w:w="2835"/>
+          </w:tcPr>
+          <w:p>
+            <w:r>
+              <w:rPr>
+                <w:rFonts w:ascii="Calibri" w:hAnsi="Calibri"/>
+                <w:sz w:val="20"/>
+              </w:rPr>
+              <w:t>Start</w:t>
+            </w:r>
+          </w:p>
+        </w:tc>
+        <w:tc>
+          <w:tcPr>
+            <w:tcW w:type="dxa" w:w="3798"/>
           </w:tcPr>
           <w:p>
             <w:r>
@@ -2202,7 +2237,7 @@
         </w:trPr>
         <w:tc>
           <w:tcPr>
-            <w:tcW w:type="dxa" w:w="3118"/>
+            <w:tcW w:type="dxa" w:w="2268"/>
             <w:shd w:fill="F5F8FA"/>
           </w:tcPr>
           <w:p>
@@ -2211,13 +2246,28 @@
                 <w:rFonts w:ascii="Calibri" w:hAnsi="Calibri"/>
                 <w:sz w:val="20"/>
               </w:rPr>
-              <w:t>End Message -&gt; SYNRJ_Sales</w:t>
-            </w:r>
-          </w:p>
-        </w:tc>
-        <w:tc>
-          <w:tcPr>
-            <w:tcW w:type="dxa" w:w="5783"/>
+              <w:t>End Message</w:t>
+            </w:r>
+          </w:p>
+        </w:tc>
+        <w:tc>
+          <w:tcPr>
+            <w:tcW w:type="dxa" w:w="2835"/>
+            <w:shd w:fill="F5F8FA"/>
+          </w:tcPr>
+          <w:p>
+            <w:r>
+              <w:rPr>
+                <w:rFonts w:ascii="Calibri" w:hAnsi="Calibri"/>
+                <w:sz w:val="20"/>
+              </w:rPr>
+              <w:t>SYNRJ_Sales</w:t>
+            </w:r>
+          </w:p>
+        </w:tc>
+        <w:tc>
+          <w:tcPr>
+            <w:tcW w:type="dxa" w:w="3798"/>
             <w:shd w:fill="F5F8FA"/>
           </w:tcPr>
           <w:p>
@@ -2256,7 +2306,7 @@
       <w:r>
         <w:drawing>
           <wp:inline xmlns:a="http://schemas.openxmlformats.org/drawingml/2006/main" xmlns:pic="http://schemas.openxmlformats.org/drawingml/2006/picture">
-            <wp:extent cx="5669280" cy="2827277"/>
+            <wp:extent cx="5669280" cy="2041563"/>
             <wp:docPr id="1" name="Picture 1"/>
             <wp:cNvGraphicFramePr>
               <a:graphicFrameLocks noChangeAspect="1"/>
@@ -2277,7 +2327,7 @@
                   <pic:spPr>
                     <a:xfrm>
                       <a:off x="0" y="0"/>
-                      <a:ext cx="5669280" cy="2827277"/>
+                      <a:ext cx="5669280" cy="2041563"/>
                     </a:xfrm>
                     <a:prstGeom prst="rect"/>
                   </pic:spPr>
@@ -2921,8 +2971,9 @@
         <w:tblLook w:firstColumn="1" w:firstRow="1" w:lastColumn="0" w:lastRow="0" w:noHBand="0" w:noVBand="1" w:val="04A0"/>
       </w:tblPr>
       <w:tblGrid>
-        <w:gridCol w:w="3118"/>
-        <w:gridCol w:w="5783"/>
+        <w:gridCol w:w="2268"/>
+        <w:gridCol w:w="2835"/>
+        <w:gridCol w:w="3798"/>
       </w:tblGrid>
       <w:tr>
         <w:trPr>
@@ -2931,7 +2982,7 @@
         </w:trPr>
         <w:tc>
           <w:tcPr>
-            <w:tcW w:type="dxa" w:w="3118"/>
+            <w:tcW w:type="dxa" w:w="2268"/>
             <w:shd w:fill="005293"/>
           </w:tcPr>
           <w:p>
@@ -2945,13 +2996,33 @@
                 <w:color w:val="FFFFFF"/>
                 <w:sz w:val="20"/>
               </w:rPr>
+              <w:t>Component Name</w:t>
+            </w:r>
+          </w:p>
+        </w:tc>
+        <w:tc>
+          <w:tcPr>
+            <w:tcW w:type="dxa" w:w="2835"/>
+            <w:shd w:fill="005293"/>
+          </w:tcPr>
+          <w:p>
+            <w:pPr>
+              <w:keepNext/>
+            </w:pPr>
+            <w:r>
+              <w:rPr>
+                <w:rFonts w:ascii="Calibri" w:hAnsi="Calibri"/>
+                <w:b/>
+                <w:color w:val="FFFFFF"/>
+                <w:sz w:val="20"/>
+              </w:rPr>
               <w:t>Key</w:t>
             </w:r>
           </w:p>
         </w:tc>
         <w:tc>
           <w:tcPr>
-            <w:tcW w:type="dxa" w:w="5783"/>
+            <w:tcW w:type="dxa" w:w="3798"/>
             <w:shd w:fill="005293"/>
           </w:tcPr>
           <w:p>
@@ -2976,7 +3047,21 @@
         </w:trPr>
         <w:tc>
           <w:tcPr>
-            <w:tcW w:type="dxa" w:w="3118"/>
+            <w:tcW w:type="dxa" w:w="2268"/>
+          </w:tcPr>
+          <w:p>
+            <w:r>
+              <w:rPr>
+                <w:rFonts w:ascii="Calibri" w:hAnsi="Calibri"/>
+                <w:sz w:val="20"/>
+              </w:rPr>
+              <w:t>Integration Process 2</w:t>
+            </w:r>
+          </w:p>
+        </w:tc>
+        <w:tc>
+          <w:tcPr>
+            <w:tcW w:type="dxa" w:w="2835"/>
           </w:tcPr>
           <w:p>
             <w:r>
@@ -2990,7 +3075,7 @@
         </w:tc>
         <w:tc>
           <w:tcPr>
-            <w:tcW w:type="dxa" w:w="5783"/>
+            <w:tcW w:type="dxa" w:w="3798"/>
           </w:tcPr>
           <w:p>
             <w:r>
@@ -3009,7 +3094,7 @@
         </w:trPr>
         <w:tc>
           <w:tcPr>
-            <w:tcW w:type="dxa" w:w="3118"/>
+            <w:tcW w:type="dxa" w:w="2268"/>
             <w:shd w:fill="F5F8FA"/>
           </w:tcPr>
           <w:p>
@@ -3018,13 +3103,28 @@
                 <w:rFonts w:ascii="Calibri" w:hAnsi="Calibri"/>
                 <w:sz w:val="20"/>
               </w:rPr>
+              <w:t>Integration Process 2</w:t>
+            </w:r>
+          </w:p>
+        </w:tc>
+        <w:tc>
+          <w:tcPr>
+            <w:tcW w:type="dxa" w:w="2835"/>
+            <w:shd w:fill="F5F8FA"/>
+          </w:tcPr>
+          <w:p>
+            <w:r>
+              <w:rPr>
+                <w:rFonts w:ascii="Calibri" w:hAnsi="Calibri"/>
+                <w:sz w:val="20"/>
+              </w:rPr>
               <w:t>Transactional Handling</w:t>
             </w:r>
           </w:p>
         </w:tc>
         <w:tc>
           <w:tcPr>
-            <w:tcW w:type="dxa" w:w="5783"/>
+            <w:tcW w:type="dxa" w:w="3798"/>
             <w:shd w:fill="F5F8FA"/>
           </w:tcPr>
           <w:p>
@@ -3281,7 +3381,7 @@
       <w:r>
         <w:drawing>
           <wp:inline xmlns:a="http://schemas.openxmlformats.org/drawingml/2006/main" xmlns:pic="http://schemas.openxmlformats.org/drawingml/2006/picture">
-            <wp:extent cx="5303520" cy="3013482"/>
+            <wp:extent cx="5303520" cy="2709247"/>
             <wp:docPr id="2" name="Picture 2"/>
             <wp:cNvGraphicFramePr>
               <a:graphicFrameLocks noChangeAspect="1"/>
@@ -3302,7 +3402,7 @@
                   <pic:spPr>
                     <a:xfrm>
                       <a:off x="0" y="0"/>
-                      <a:ext cx="5303520" cy="3013482"/>
+                      <a:ext cx="5303520" cy="2709247"/>
                     </a:xfrm>
                     <a:prstGeom prst="rect"/>
                   </pic:spPr>
@@ -3714,8 +3814,9 @@
         <w:tblLook w:firstColumn="1" w:firstRow="1" w:lastColumn="0" w:lastRow="0" w:noHBand="0" w:noVBand="1" w:val="04A0"/>
       </w:tblPr>
       <w:tblGrid>
-        <w:gridCol w:w="3118"/>
-        <w:gridCol w:w="5783"/>
+        <w:gridCol w:w="2268"/>
+        <w:gridCol w:w="2835"/>
+        <w:gridCol w:w="3798"/>
       </w:tblGrid>
       <w:tr>
         <w:trPr>
@@ -3724,7 +3825,7 @@
         </w:trPr>
         <w:tc>
           <w:tcPr>
-            <w:tcW w:type="dxa" w:w="3118"/>
+            <w:tcW w:type="dxa" w:w="2268"/>
             <w:shd w:fill="005293"/>
           </w:tcPr>
           <w:p>
@@ -3738,13 +3839,33 @@
                 <w:color w:val="FFFFFF"/>
                 <w:sz w:val="20"/>
               </w:rPr>
+              <w:t>Component Name</w:t>
+            </w:r>
+          </w:p>
+        </w:tc>
+        <w:tc>
+          <w:tcPr>
+            <w:tcW w:type="dxa" w:w="2835"/>
+            <w:shd w:fill="005293"/>
+          </w:tcPr>
+          <w:p>
+            <w:pPr>
+              <w:keepNext/>
+            </w:pPr>
+            <w:r>
+              <w:rPr>
+                <w:rFonts w:ascii="Calibri" w:hAnsi="Calibri"/>
+                <w:b/>
+                <w:color w:val="FFFFFF"/>
+                <w:sz w:val="20"/>
+              </w:rPr>
               <w:t>Key</w:t>
             </w:r>
           </w:p>
         </w:tc>
         <w:tc>
           <w:tcPr>
-            <w:tcW w:type="dxa" w:w="5783"/>
+            <w:tcW w:type="dxa" w:w="3798"/>
             <w:shd w:fill="005293"/>
           </w:tcPr>
           <w:p>
@@ -3769,7 +3890,21 @@
         </w:trPr>
         <w:tc>
           <w:tcPr>
-            <w:tcW w:type="dxa" w:w="3118"/>
+            <w:tcW w:type="dxa" w:w="2268"/>
+          </w:tcPr>
+          <w:p>
+            <w:r>
+              <w:rPr>
+                <w:rFonts w:ascii="Calibri" w:hAnsi="Calibri"/>
+                <w:sz w:val="20"/>
+              </w:rPr>
+              <w:t>Retry Local Call</w:t>
+            </w:r>
+          </w:p>
+        </w:tc>
+        <w:tc>
+          <w:tcPr>
+            <w:tcW w:type="dxa" w:w="2835"/>
           </w:tcPr>
           <w:p>
             <w:r>
@@ -3783,7 +3918,7 @@
         </w:tc>
         <w:tc>
           <w:tcPr>
-            <w:tcW w:type="dxa" w:w="5783"/>
+            <w:tcW w:type="dxa" w:w="3798"/>
           </w:tcPr>
           <w:p>
             <w:r>
@@ -3802,7 +3937,7 @@
         </w:trPr>
         <w:tc>
           <w:tcPr>
-            <w:tcW w:type="dxa" w:w="3118"/>
+            <w:tcW w:type="dxa" w:w="2268"/>
             <w:shd w:fill="F5F8FA"/>
           </w:tcPr>
           <w:p>
@@ -3811,13 +3946,28 @@
                 <w:rFonts w:ascii="Calibri" w:hAnsi="Calibri"/>
                 <w:sz w:val="20"/>
               </w:rPr>
+              <w:t>Retry Local Call</w:t>
+            </w:r>
+          </w:p>
+        </w:tc>
+        <w:tc>
+          <w:tcPr>
+            <w:tcW w:type="dxa" w:w="2835"/>
+            <w:shd w:fill="F5F8FA"/>
+          </w:tcPr>
+          <w:p>
+            <w:r>
+              <w:rPr>
+                <w:rFonts w:ascii="Calibri" w:hAnsi="Calibri"/>
+                <w:sz w:val="20"/>
+              </w:rPr>
               <w:t>Process Type</w:t>
             </w:r>
           </w:p>
         </w:tc>
         <w:tc>
           <w:tcPr>
-            <w:tcW w:type="dxa" w:w="5783"/>
+            <w:tcW w:type="dxa" w:w="3798"/>
             <w:shd w:fill="F5F8FA"/>
           </w:tcPr>
           <w:p>
@@ -3837,7 +3987,21 @@
         </w:trPr>
         <w:tc>
           <w:tcPr>
-            <w:tcW w:type="dxa" w:w="3118"/>
+            <w:tcW w:type="dxa" w:w="2268"/>
+          </w:tcPr>
+          <w:p>
+            <w:r>
+              <w:rPr>
+                <w:rFonts w:ascii="Calibri" w:hAnsi="Calibri"/>
+                <w:sz w:val="20"/>
+              </w:rPr>
+              <w:t>Retry Local Call</w:t>
+            </w:r>
+          </w:p>
+        </w:tc>
+        <w:tc>
+          <w:tcPr>
+            <w:tcW w:type="dxa" w:w="2835"/>
           </w:tcPr>
           <w:p>
             <w:r>
@@ -3851,7 +4015,7 @@
         </w:tc>
         <w:tc>
           <w:tcPr>
-            <w:tcW w:type="dxa" w:w="5783"/>
+            <w:tcW w:type="dxa" w:w="3798"/>
           </w:tcPr>
           <w:p>
             <w:r>
@@ -4216,7 +4380,7 @@
       <w:r>
         <w:drawing>
           <wp:inline xmlns:a="http://schemas.openxmlformats.org/drawingml/2006/main" xmlns:pic="http://schemas.openxmlformats.org/drawingml/2006/picture">
-            <wp:extent cx="4754880" cy="3835802"/>
+            <wp:extent cx="4754880" cy="3837790"/>
             <wp:docPr id="3" name="Picture 3"/>
             <wp:cNvGraphicFramePr>
               <a:graphicFrameLocks noChangeAspect="1"/>
@@ -4237,7 +4401,7 @@
                   <pic:spPr>
                     <a:xfrm>
                       <a:off x="0" y="0"/>
-                      <a:ext cx="4754880" cy="3835802"/>
+                      <a:ext cx="4754880" cy="3837790"/>
                     </a:xfrm>
                     <a:prstGeom prst="rect"/>
                   </pic:spPr>
@@ -4508,6 +4672,625 @@
     <w:p/>
     <w:p>
       <w:pPr>
+        <w:spacing w:after="80" w:line="276" w:lineRule="auto"/>
+      </w:pPr>
+      <w:r>
+        <w:rPr>
+          <w:rFonts w:ascii="Calibri" w:hAnsi="Calibri"/>
+          <w:b/>
+          <w:i w:val="0"/>
+          <w:color w:val="212529"/>
+          <w:sz w:val="22"/>
+        </w:rPr>
+        <w:t>Table: Detailed Sender Adapter Properties</w:t>
+      </w:r>
+    </w:p>
+    <w:tbl>
+      <w:tblPr>
+        <w:tblStyle w:val="TableGrid"/>
+        <w:tblW w:type="auto" w:w="0"/>
+        <w:jc w:val="left"/>
+        <w:tblLayout w:type="fixed"/>
+        <w:tblLook w:firstColumn="1" w:firstRow="1" w:lastColumn="0" w:lastRow="0" w:noHBand="0" w:noVBand="1" w:val="04A0"/>
+      </w:tblPr>
+      <w:tblGrid>
+        <w:gridCol w:w="3118"/>
+        <w:gridCol w:w="5783"/>
+      </w:tblGrid>
+      <w:tr>
+        <w:trPr>
+          <w:tblHeader w:val="true"/>
+          <w:cantSplit/>
+        </w:trPr>
+        <w:tc>
+          <w:tcPr>
+            <w:tcW w:type="dxa" w:w="3118"/>
+            <w:shd w:fill="005293"/>
+          </w:tcPr>
+          <w:p>
+            <w:pPr>
+              <w:keepNext/>
+            </w:pPr>
+            <w:r>
+              <w:rPr>
+                <w:rFonts w:ascii="Calibri" w:hAnsi="Calibri"/>
+                <w:b/>
+                <w:color w:val="FFFFFF"/>
+                <w:sz w:val="20"/>
+              </w:rPr>
+              <w:t>Key</w:t>
+            </w:r>
+          </w:p>
+        </w:tc>
+        <w:tc>
+          <w:tcPr>
+            <w:tcW w:type="dxa" w:w="5783"/>
+            <w:shd w:fill="005293"/>
+          </w:tcPr>
+          <w:p>
+            <w:pPr>
+              <w:keepNext/>
+            </w:pPr>
+            <w:r>
+              <w:rPr>
+                <w:rFonts w:ascii="Calibri" w:hAnsi="Calibri"/>
+                <w:b/>
+                <w:color w:val="FFFFFF"/>
+                <w:sz w:val="20"/>
+              </w:rPr>
+              <w:t>Value</w:t>
+            </w:r>
+          </w:p>
+        </w:tc>
+      </w:tr>
+      <w:tr>
+        <w:trPr>
+          <w:cantSplit/>
+        </w:trPr>
+        <w:tc>
+          <w:tcPr>
+            <w:tcW w:type="dxa" w:w="3118"/>
+          </w:tcPr>
+          <w:p>
+            <w:r>
+              <w:rPr>
+                <w:rFonts w:ascii="Calibri" w:hAnsi="Calibri"/>
+                <w:sz w:val="20"/>
+              </w:rPr>
+              <w:t>Retry Interval Inbound</w:t>
+            </w:r>
+          </w:p>
+        </w:tc>
+        <w:tc>
+          <w:tcPr>
+            <w:tcW w:type="dxa" w:w="5783"/>
+          </w:tcPr>
+          <w:p>
+            <w:r>
+              <w:rPr>
+                <w:rFonts w:ascii="Calibri" w:hAnsi="Calibri"/>
+                <w:sz w:val="20"/>
+              </w:rPr>
+              <w:t>5</w:t>
+            </w:r>
+          </w:p>
+        </w:tc>
+      </w:tr>
+      <w:tr>
+        <w:trPr>
+          <w:cantSplit/>
+        </w:trPr>
+        <w:tc>
+          <w:tcPr>
+            <w:tcW w:type="dxa" w:w="3118"/>
+            <w:shd w:fill="F5F8FA"/>
+          </w:tcPr>
+          <w:p>
+            <w:r>
+              <w:rPr>
+                <w:rFonts w:ascii="Calibri" w:hAnsi="Calibri"/>
+                <w:sz w:val="20"/>
+              </w:rPr>
+              <w:t>Temp Storage Inbound</w:t>
+            </w:r>
+          </w:p>
+        </w:tc>
+        <w:tc>
+          <w:tcPr>
+            <w:tcW w:type="dxa" w:w="5783"/>
+            <w:shd w:fill="F5F8FA"/>
+          </w:tcPr>
+          <w:p>
+            <w:r>
+              <w:rPr>
+                <w:rFonts w:ascii="Calibri" w:hAnsi="Calibri"/>
+                <w:sz w:val="20"/>
+              </w:rPr>
+              <w:t>DataStore</w:t>
+            </w:r>
+          </w:p>
+        </w:tc>
+      </w:tr>
+      <w:tr>
+        <w:trPr>
+          <w:cantSplit/>
+        </w:trPr>
+        <w:tc>
+          <w:tcPr>
+            <w:tcW w:type="dxa" w:w="3118"/>
+          </w:tcPr>
+          <w:p>
+            <w:r>
+              <w:rPr>
+                <w:rFonts w:ascii="Calibri" w:hAnsi="Calibri"/>
+                <w:sz w:val="20"/>
+              </w:rPr>
+              <w:t>Exponential Backoff Inbound</w:t>
+            </w:r>
+          </w:p>
+        </w:tc>
+        <w:tc>
+          <w:tcPr>
+            <w:tcW w:type="dxa" w:w="5783"/>
+          </w:tcPr>
+          <w:p>
+            <w:r>
+              <w:rPr>
+                <w:rFonts w:ascii="Calibri" w:hAnsi="Calibri"/>
+                <w:sz w:val="20"/>
+              </w:rPr>
+              <w:t>1</w:t>
+            </w:r>
+          </w:p>
+        </w:tc>
+      </w:tr>
+      <w:tr>
+        <w:trPr>
+          <w:cantSplit/>
+        </w:trPr>
+        <w:tc>
+          <w:tcPr>
+            <w:tcW w:type="dxa" w:w="3118"/>
+            <w:shd w:fill="F5F8FA"/>
+          </w:tcPr>
+          <w:p>
+            <w:r>
+              <w:rPr>
+                <w:rFonts w:ascii="Calibri" w:hAnsi="Calibri"/>
+                <w:sz w:val="20"/>
+              </w:rPr>
+              <w:t>Expiration Period Inbound</w:t>
+            </w:r>
+          </w:p>
+        </w:tc>
+        <w:tc>
+          <w:tcPr>
+            <w:tcW w:type="dxa" w:w="5783"/>
+            <w:shd w:fill="F5F8FA"/>
+          </w:tcPr>
+          <w:p>
+            <w:r>
+              <w:rPr>
+                <w:rFonts w:ascii="Calibri" w:hAnsi="Calibri"/>
+                <w:sz w:val="20"/>
+              </w:rPr>
+              <w:t>7</w:t>
+            </w:r>
+          </w:p>
+        </w:tc>
+      </w:tr>
+      <w:tr>
+        <w:trPr>
+          <w:cantSplit/>
+        </w:trPr>
+        <w:tc>
+          <w:tcPr>
+            <w:tcW w:type="dxa" w:w="3118"/>
+          </w:tcPr>
+          <w:p>
+            <w:r>
+              <w:rPr>
+                <w:rFonts w:ascii="Calibri" w:hAnsi="Calibri"/>
+                <w:sz w:val="20"/>
+              </w:rPr>
+              <w:t>Encrypt R M Persistence Inbound</w:t>
+            </w:r>
+          </w:p>
+        </w:tc>
+        <w:tc>
+          <w:tcPr>
+            <w:tcW w:type="dxa" w:w="5783"/>
+          </w:tcPr>
+          <w:p>
+            <w:r>
+              <w:rPr>
+                <w:rFonts w:ascii="Calibri" w:hAnsi="Calibri"/>
+                <w:sz w:val="20"/>
+              </w:rPr>
+              <w:t>1</w:t>
+            </w:r>
+          </w:p>
+        </w:tc>
+      </w:tr>
+      <w:tr>
+        <w:trPr>
+          <w:cantSplit/>
+        </w:trPr>
+        <w:tc>
+          <w:tcPr>
+            <w:tcW w:type="dxa" w:w="3118"/>
+            <w:shd w:fill="F5F8FA"/>
+          </w:tcPr>
+          <w:p>
+            <w:r>
+              <w:rPr>
+                <w:rFonts w:ascii="Calibri" w:hAnsi="Calibri"/>
+                <w:sz w:val="20"/>
+              </w:rPr>
+              <w:t>Maximum Attachment Size</w:t>
+            </w:r>
+          </w:p>
+        </w:tc>
+        <w:tc>
+          <w:tcPr>
+            <w:tcW w:type="dxa" w:w="5783"/>
+            <w:shd w:fill="F5F8FA"/>
+          </w:tcPr>
+          <w:p>
+            <w:r>
+              <w:rPr>
+                <w:rFonts w:ascii="Calibri" w:hAnsi="Calibri"/>
+                <w:sz w:val="20"/>
+              </w:rPr>
+              <w:t>100</w:t>
+            </w:r>
+          </w:p>
+        </w:tc>
+      </w:tr>
+      <w:tr>
+        <w:trPr>
+          <w:cantSplit/>
+        </w:trPr>
+        <w:tc>
+          <w:tcPr>
+            <w:tcW w:type="dxa" w:w="3118"/>
+          </w:tcPr>
+          <w:p>
+            <w:r>
+              <w:rPr>
+                <w:rFonts w:ascii="Calibri" w:hAnsi="Calibri"/>
+                <w:sz w:val="20"/>
+              </w:rPr>
+              <w:t>Lock Timeout Inbound</w:t>
+            </w:r>
+          </w:p>
+        </w:tc>
+        <w:tc>
+          <w:tcPr>
+            <w:tcW w:type="dxa" w:w="5783"/>
+          </w:tcPr>
+          <w:p>
+            <w:r>
+              <w:rPr>
+                <w:rFonts w:ascii="Calibri" w:hAnsi="Calibri"/>
+                <w:sz w:val="20"/>
+              </w:rPr>
+              <w:t>10</w:t>
+            </w:r>
+          </w:p>
+        </w:tc>
+      </w:tr>
+      <w:tr>
+        <w:trPr>
+          <w:cantSplit/>
+        </w:trPr>
+        <w:tc>
+          <w:tcPr>
+            <w:tcW w:type="dxa" w:w="3118"/>
+            <w:shd w:fill="F5F8FA"/>
+          </w:tcPr>
+          <w:p>
+            <w:r>
+              <w:rPr>
+                <w:rFonts w:ascii="Calibri" w:hAnsi="Calibri"/>
+                <w:sz w:val="20"/>
+              </w:rPr>
+              <w:t>Poll Delay Inbound</w:t>
+            </w:r>
+          </w:p>
+        </w:tc>
+        <w:tc>
+          <w:tcPr>
+            <w:tcW w:type="dxa" w:w="5783"/>
+            <w:shd w:fill="F5F8FA"/>
+          </w:tcPr>
+          <w:p>
+            <w:r>
+              <w:rPr>
+                <w:rFonts w:ascii="Calibri" w:hAnsi="Calibri"/>
+                <w:sz w:val="20"/>
+              </w:rPr>
+              <w:t>1</w:t>
+            </w:r>
+          </w:p>
+        </w:tc>
+      </w:tr>
+      <w:tr>
+        <w:trPr>
+          <w:cantSplit/>
+        </w:trPr>
+        <w:tc>
+          <w:tcPr>
+            <w:tcW w:type="dxa" w:w="3118"/>
+          </w:tcPr>
+          <w:p>
+            <w:r>
+              <w:rPr>
+                <w:rFonts w:ascii="Calibri" w:hAnsi="Calibri"/>
+                <w:sz w:val="20"/>
+              </w:rPr>
+              <w:t>Communication Component Receiver</w:t>
+            </w:r>
+          </w:p>
+        </w:tc>
+        <w:tc>
+          <w:tcPr>
+            <w:tcW w:type="dxa" w:w="5783"/>
+          </w:tcPr>
+          <w:p>
+            <w:r>
+              <w:rPr>
+                <w:rFonts w:ascii="Calibri" w:hAnsi="Calibri"/>
+                <w:sz w:val="20"/>
+              </w:rPr>
+              <w:t>DefaultXIService</w:t>
+            </w:r>
+          </w:p>
+        </w:tc>
+      </w:tr>
+      <w:tr>
+        <w:trPr>
+          <w:cantSplit/>
+        </w:trPr>
+        <w:tc>
+          <w:tcPr>
+            <w:tcW w:type="dxa" w:w="3118"/>
+            <w:shd w:fill="F5F8FA"/>
+          </w:tcPr>
+          <w:p>
+            <w:r>
+              <w:rPr>
+                <w:rFonts w:ascii="Calibri" w:hAnsi="Calibri"/>
+                <w:sz w:val="20"/>
+              </w:rPr>
+              <w:t>Maximum Body Size</w:t>
+            </w:r>
+          </w:p>
+        </w:tc>
+        <w:tc>
+          <w:tcPr>
+            <w:tcW w:type="dxa" w:w="5783"/>
+            <w:shd w:fill="F5F8FA"/>
+          </w:tcPr>
+          <w:p>
+            <w:r>
+              <w:rPr>
+                <w:rFonts w:ascii="Calibri" w:hAnsi="Calibri"/>
+                <w:sz w:val="20"/>
+              </w:rPr>
+              <w:t>40</w:t>
+            </w:r>
+          </w:p>
+        </w:tc>
+      </w:tr>
+      <w:tr>
+        <w:trPr>
+          <w:cantSplit/>
+        </w:trPr>
+        <w:tc>
+          <w:tcPr>
+            <w:tcW w:type="dxa" w:w="3118"/>
+          </w:tcPr>
+          <w:p>
+            <w:r>
+              <w:rPr>
+                <w:rFonts w:ascii="Calibri" w:hAnsi="Calibri"/>
+                <w:sz w:val="20"/>
+              </w:rPr>
+              <w:t>Number Concurrent Processes Inbound</w:t>
+            </w:r>
+          </w:p>
+        </w:tc>
+        <w:tc>
+          <w:tcPr>
+            <w:tcW w:type="dxa" w:w="5783"/>
+          </w:tcPr>
+          <w:p>
+            <w:r>
+              <w:rPr>
+                <w:rFonts w:ascii="Calibri" w:hAnsi="Calibri"/>
+                <w:sz w:val="20"/>
+              </w:rPr>
+              <w:t>1</w:t>
+            </w:r>
+          </w:p>
+        </w:tc>
+      </w:tr>
+      <w:tr>
+        <w:trPr>
+          <w:cantSplit/>
+        </w:trPr>
+        <w:tc>
+          <w:tcPr>
+            <w:tcW w:type="dxa" w:w="3118"/>
+            <w:shd w:fill="F5F8FA"/>
+          </w:tcPr>
+          <w:p>
+            <w:r>
+              <w:rPr>
+                <w:rFonts w:ascii="Calibri" w:hAnsi="Calibri"/>
+                <w:sz w:val="20"/>
+              </w:rPr>
+              <w:t>System</w:t>
+            </w:r>
+          </w:p>
+        </w:tc>
+        <w:tc>
+          <w:tcPr>
+            <w:tcW w:type="dxa" w:w="5783"/>
+            <w:shd w:fill="F5F8FA"/>
+          </w:tcPr>
+          <w:p>
+            <w:r>
+              <w:rPr>
+                <w:rFonts w:ascii="Calibri" w:hAnsi="Calibri"/>
+                <w:sz w:val="20"/>
+              </w:rPr>
+              <w:t>GSAP</w:t>
+            </w:r>
+          </w:p>
+        </w:tc>
+      </w:tr>
+      <w:tr>
+        <w:trPr>
+          <w:cantSplit/>
+        </w:trPr>
+        <w:tc>
+          <w:tcPr>
+            <w:tcW w:type="dxa" w:w="3118"/>
+          </w:tcPr>
+          <w:p>
+            <w:r>
+              <w:rPr>
+                <w:rFonts w:ascii="Calibri" w:hAnsi="Calibri"/>
+                <w:sz w:val="20"/>
+              </w:rPr>
+              <w:t>Use Message Compression Inbound</w:t>
+            </w:r>
+          </w:p>
+        </w:tc>
+        <w:tc>
+          <w:tcPr>
+            <w:tcW w:type="dxa" w:w="5783"/>
+          </w:tcPr>
+          <w:p>
+            <w:r>
+              <w:rPr>
+                <w:rFonts w:ascii="Calibri" w:hAnsi="Calibri"/>
+                <w:sz w:val="20"/>
+              </w:rPr>
+              <w:t>1</w:t>
+            </w:r>
+          </w:p>
+        </w:tc>
+      </w:tr>
+      <w:tr>
+        <w:trPr>
+          <w:cantSplit/>
+        </w:trPr>
+        <w:tc>
+          <w:tcPr>
+            <w:tcW w:type="dxa" w:w="3118"/>
+            <w:shd w:fill="F5F8FA"/>
+          </w:tcPr>
+          <w:p>
+            <w:r>
+              <w:rPr>
+                <w:rFonts w:ascii="Calibri" w:hAnsi="Calibri"/>
+                <w:sz w:val="20"/>
+              </w:rPr>
+              <w:t>Max Retry Interval Inbound</w:t>
+            </w:r>
+          </w:p>
+        </w:tc>
+        <w:tc>
+          <w:tcPr>
+            <w:tcW w:type="dxa" w:w="5783"/>
+            <w:shd w:fill="F5F8FA"/>
+          </w:tcPr>
+          <w:p>
+            <w:r>
+              <w:rPr>
+                <w:rFonts w:ascii="Calibri" w:hAnsi="Calibri"/>
+                <w:sz w:val="20"/>
+              </w:rPr>
+              <w:t>60</w:t>
+            </w:r>
+          </w:p>
+        </w:tc>
+      </w:tr>
+      <w:tr>
+        <w:trPr>
+          <w:cantSplit/>
+        </w:trPr>
+        <w:tc>
+          <w:tcPr>
+            <w:tcW w:type="dxa" w:w="3118"/>
+          </w:tcPr>
+          <w:p>
+            <w:r>
+              <w:rPr>
+                <w:rFonts w:ascii="Calibri" w:hAnsi="Calibri"/>
+                <w:sz w:val="20"/>
+              </w:rPr>
+              <w:t>Quality Of Service Inbound</w:t>
+            </w:r>
+          </w:p>
+        </w:tc>
+        <w:tc>
+          <w:tcPr>
+            <w:tcW w:type="dxa" w:w="5783"/>
+          </w:tcPr>
+          <w:p>
+            <w:r>
+              <w:rPr>
+                <w:rFonts w:ascii="Calibri" w:hAnsi="Calibri"/>
+                <w:sz w:val="20"/>
+              </w:rPr>
+              <w:t>ExactlyOnce</w:t>
+            </w:r>
+          </w:p>
+        </w:tc>
+      </w:tr>
+      <w:tr>
+        <w:trPr>
+          <w:cantSplit/>
+        </w:trPr>
+        <w:tc>
+          <w:tcPr>
+            <w:tcW w:type="dxa" w:w="3118"/>
+            <w:shd w:fill="F5F8FA"/>
+          </w:tcPr>
+          <w:p>
+            <w:r>
+              <w:rPr>
+                <w:rFonts w:ascii="Calibri" w:hAnsi="Calibri"/>
+                <w:sz w:val="20"/>
+              </w:rPr>
+              <w:t>Use Dead Letter Queue Inbound</w:t>
+            </w:r>
+          </w:p>
+        </w:tc>
+        <w:tc>
+          <w:tcPr>
+            <w:tcW w:type="dxa" w:w="5783"/>
+            <w:shd w:fill="F5F8FA"/>
+          </w:tcPr>
+          <w:p>
+            <w:r>
+              <w:rPr>
+                <w:rFonts w:ascii="Calibri" w:hAnsi="Calibri"/>
+                <w:sz w:val="20"/>
+              </w:rPr>
+              <w:t>1</w:t>
+            </w:r>
+          </w:p>
+        </w:tc>
+      </w:tr>
+    </w:tbl>
+    <w:p/>
+    <w:p>
+      <w:pPr>
         <w:pStyle w:val="Heading2"/>
         <w:keepNext/>
         <w:keepLines/>
@@ -4529,7 +5312,7 @@
       <w:r>
         <w:drawing>
           <wp:inline xmlns:a="http://schemas.openxmlformats.org/drawingml/2006/main" xmlns:pic="http://schemas.openxmlformats.org/drawingml/2006/picture">
-            <wp:extent cx="4754880" cy="3835802"/>
+            <wp:extent cx="4754880" cy="3837790"/>
             <wp:docPr id="4" name="Picture 4"/>
             <wp:cNvGraphicFramePr>
               <a:graphicFrameLocks noChangeAspect="1"/>
@@ -4550,7 +5333,7 @@
                   <pic:spPr>
                     <a:xfrm>
                       <a:off x="0" y="0"/>
-                      <a:ext cx="4754880" cy="3835802"/>
+                      <a:ext cx="4754880" cy="3837790"/>
                     </a:xfrm>
                     <a:prstGeom prst="rect"/>
                   </pic:spPr>
@@ -4821,66 +5604,17 @@
     <w:p/>
     <w:p>
       <w:pPr>
-        <w:pStyle w:val="Heading2"/>
-        <w:keepNext/>
-        <w:keepLines/>
-        <w:outlineLvl w:val="1"/>
-      </w:pPr>
-      <w:r>
-        <w:rPr>
-          <w:rFonts w:ascii="Calibri Light" w:hAnsi="Calibri Light"/>
-          <w:color w:val="0078B4"/>
-          <w:sz w:val="28"/>
-        </w:rPr>
-        <w:t>5.5 Mappings</w:t>
-      </w:r>
-    </w:p>
-    <w:p>
-      <w:pPr>
-        <w:pStyle w:val="Heading3"/>
-        <w:keepNext/>
-        <w:keepLines/>
-        <w:outlineLvl w:val="2"/>
-        <w:collapsed w:val="1"/>
-        <w15:collapsed xmlns:w15="http://schemas.microsoft.com/office/word/2012/wordml"/>
-      </w:pPr>
-      <w:r>
-        <w:rPr>
-          <w:rFonts w:ascii="Calibri Light" w:hAnsi="Calibri Light"/>
-          <w:color w:val="212529"/>
-          <w:sz w:val="24"/>
-        </w:rPr>
-        <w:t>mm_SalesConsignment_to_InsertSalesConsignment</w:t>
-      </w:r>
-    </w:p>
-    <w:p>
-      <w:pPr>
-        <w:spacing w:after="160" w:line="276" w:lineRule="auto"/>
+        <w:spacing w:after="80" w:line="276" w:lineRule="auto"/>
       </w:pPr>
       <w:r>
         <w:rPr>
           <w:rFonts w:ascii="Calibri" w:hAnsi="Calibri"/>
-          <w:b w:val="0"/>
+          <w:b/>
           <w:i w:val="0"/>
           <w:color w:val="212529"/>
           <w:sz w:val="22"/>
         </w:rPr>
-        <w:t>This mapping transforms SalesConsignment data into the InsertSalesConsignment structure used later in SAP CI.</w:t>
-      </w:r>
-    </w:p>
-    <w:p>
-      <w:pPr>
-        <w:spacing w:after="160" w:line="276" w:lineRule="auto"/>
-      </w:pPr>
-      <w:r>
-        <w:rPr>
-          <w:rFonts w:ascii="Calibri" w:hAnsi="Calibri"/>
-          <w:b w:val="0"/>
-          <w:i w:val="0"/>
-          <w:color w:val="212529"/>
-          <w:sz w:val="22"/>
-        </w:rPr>
-        <w:t>It is executed during message processing to reshape the payload before the next handoff.</w:t>
+        <w:t>Table: Detailed Receiver Adapter Properties</w:t>
       </w:r>
     </w:p>
     <w:tbl>
@@ -4916,7 +5650,7 @@
                 <w:color w:val="FFFFFF"/>
                 <w:sz w:val="20"/>
               </w:rPr>
-              <w:t>Attribute</w:t>
+              <w:t>Key</w:t>
             </w:r>
           </w:p>
         </w:tc>
@@ -4955,7 +5689,7 @@
                 <w:rFonts w:ascii="Calibri" w:hAnsi="Calibri"/>
                 <w:sz w:val="20"/>
               </w:rPr>
-              <w:t>Source Message / Object</w:t>
+              <w:t>Query Timeout</w:t>
             </w:r>
           </w:p>
         </w:tc>
@@ -4969,7 +5703,7 @@
                 <w:rFonts w:ascii="Calibri" w:hAnsi="Calibri"/>
                 <w:sz w:val="20"/>
               </w:rPr>
-              <w:t>SalesConsignment</w:t>
+              <w:t>3</w:t>
             </w:r>
           </w:p>
         </w:tc>
@@ -4989,7 +5723,7 @@
                 <w:rFonts w:ascii="Calibri" w:hAnsi="Calibri"/>
                 <w:sz w:val="20"/>
               </w:rPr>
-              <w:t>Target Message / Object</w:t>
+              <w:t>Page Size</w:t>
             </w:r>
           </w:p>
         </w:tc>
@@ -5004,7 +5738,7 @@
                 <w:rFonts w:ascii="Calibri" w:hAnsi="Calibri"/>
                 <w:sz w:val="20"/>
               </w:rPr>
-              <w:t>InsertSalesConsignment</w:t>
+              <w:t>100000</w:t>
             </w:r>
           </w:p>
         </w:tc>
@@ -5023,7 +5757,7 @@
                 <w:rFonts w:ascii="Calibri" w:hAnsi="Calibri"/>
                 <w:sz w:val="20"/>
               </w:rPr>
-              <w:t>Mapping File</w:t>
+              <w:t>Vendor</w:t>
             </w:r>
           </w:p>
         </w:tc>
@@ -5037,7 +5771,503 @@
                 <w:rFonts w:ascii="Calibri" w:hAnsi="Calibri"/>
                 <w:sz w:val="20"/>
               </w:rPr>
+              <w:t>SAP</w:t>
+            </w:r>
+          </w:p>
+        </w:tc>
+      </w:tr>
+      <w:tr>
+        <w:trPr>
+          <w:cantSplit/>
+        </w:trPr>
+        <w:tc>
+          <w:tcPr>
+            <w:tcW w:type="dxa" w:w="3118"/>
+            <w:shd w:fill="F5F8FA"/>
+          </w:tcPr>
+          <w:p>
+            <w:r>
+              <w:rPr>
+                <w:rFonts w:ascii="Calibri" w:hAnsi="Calibri"/>
+                <w:sz w:val="20"/>
+              </w:rPr>
+              <w:t>Batch Operation</w:t>
+            </w:r>
+          </w:p>
+        </w:tc>
+        <w:tc>
+          <w:tcPr>
+            <w:tcW w:type="dxa" w:w="5783"/>
+            <w:shd w:fill="F5F8FA"/>
+          </w:tcPr>
+          <w:p>
+            <w:r>
+              <w:rPr>
+                <w:rFonts w:ascii="Calibri" w:hAnsi="Calibri"/>
+                <w:sz w:val="20"/>
+              </w:rPr>
+              <w:t>atomic</w:t>
+            </w:r>
+          </w:p>
+        </w:tc>
+      </w:tr>
+      <w:tr>
+        <w:trPr>
+          <w:cantSplit/>
+        </w:trPr>
+        <w:tc>
+          <w:tcPr>
+            <w:tcW w:type="dxa" w:w="3118"/>
+          </w:tcPr>
+          <w:p>
+            <w:r>
+              <w:rPr>
+                <w:rFonts w:ascii="Calibri" w:hAnsi="Calibri"/>
+                <w:sz w:val="20"/>
+              </w:rPr>
+              <w:t>System</w:t>
+            </w:r>
+          </w:p>
+        </w:tc>
+        <w:tc>
+          <w:tcPr>
+            <w:tcW w:type="dxa" w:w="5783"/>
+          </w:tcPr>
+          <w:p>
+            <w:r>
+              <w:rPr>
+                <w:rFonts w:ascii="Calibri" w:hAnsi="Calibri"/>
+                <w:sz w:val="20"/>
+              </w:rPr>
+              <w:t>SYNRJ_Sales</w:t>
+            </w:r>
+          </w:p>
+        </w:tc>
+      </w:tr>
+      <w:tr>
+        <w:trPr>
+          <w:cantSplit/>
+        </w:trPr>
+        <w:tc>
+          <w:tcPr>
+            <w:tcW w:type="dxa" w:w="3118"/>
+            <w:shd w:fill="F5F8FA"/>
+          </w:tcPr>
+          <w:p>
+            <w:r>
+              <w:rPr>
+                <w:rFonts w:ascii="Calibri" w:hAnsi="Calibri"/>
+                <w:sz w:val="20"/>
+              </w:rPr>
+              <w:t>Batch Mode</w:t>
+            </w:r>
+          </w:p>
+        </w:tc>
+        <w:tc>
+          <w:tcPr>
+            <w:tcW w:type="dxa" w:w="5783"/>
+            <w:shd w:fill="F5F8FA"/>
+          </w:tcPr>
+          <w:p>
+            <w:r>
+              <w:rPr>
+                <w:rFonts w:ascii="Calibri" w:hAnsi="Calibri"/>
+                <w:sz w:val="20"/>
+              </w:rPr>
+              <w:t>0</w:t>
+            </w:r>
+          </w:p>
+        </w:tc>
+      </w:tr>
+      <w:tr>
+        <w:trPr>
+          <w:cantSplit/>
+        </w:trPr>
+        <w:tc>
+          <w:tcPr>
+            <w:tcW w:type="dxa" w:w="3118"/>
+          </w:tcPr>
+          <w:p>
+            <w:r>
+              <w:rPr>
+                <w:rFonts w:ascii="Calibri" w:hAnsi="Calibri"/>
+                <w:sz w:val="20"/>
+              </w:rPr>
+              <w:t>Transport Protocol</w:t>
+            </w:r>
+          </w:p>
+        </w:tc>
+        <w:tc>
+          <w:tcPr>
+            <w:tcW w:type="dxa" w:w="5783"/>
+          </w:tcPr>
+          <w:p>
+            <w:r>
+              <w:rPr>
+                <w:rFonts w:ascii="Calibri" w:hAnsi="Calibri"/>
+                <w:sz w:val="20"/>
+              </w:rPr>
+              <w:t>JDBC</w:t>
+            </w:r>
+          </w:p>
+        </w:tc>
+      </w:tr>
+      <w:tr>
+        <w:trPr>
+          <w:cantSplit/>
+        </w:trPr>
+        <w:tc>
+          <w:tcPr>
+            <w:tcW w:type="dxa" w:w="3118"/>
+            <w:shd w:fill="F5F8FA"/>
+          </w:tcPr>
+          <w:p>
+            <w:r>
+              <w:rPr>
+                <w:rFonts w:ascii="Calibri" w:hAnsi="Calibri"/>
+                <w:sz w:val="20"/>
+              </w:rPr>
+              <w:t>Connection Timeout</w:t>
+            </w:r>
+          </w:p>
+        </w:tc>
+        <w:tc>
+          <w:tcPr>
+            <w:tcW w:type="dxa" w:w="5783"/>
+            <w:shd w:fill="F5F8FA"/>
+          </w:tcPr>
+          <w:p>
+            <w:r>
+              <w:rPr>
+                <w:rFonts w:ascii="Calibri" w:hAnsi="Calibri"/>
+                <w:sz w:val="20"/>
+              </w:rPr>
+              <w:t>3</w:t>
+            </w:r>
+          </w:p>
+        </w:tc>
+      </w:tr>
+      <w:tr>
+        <w:trPr>
+          <w:cantSplit/>
+        </w:trPr>
+        <w:tc>
+          <w:tcPr>
+            <w:tcW w:type="dxa" w:w="3118"/>
+          </w:tcPr>
+          <w:p>
+            <w:r>
+              <w:rPr>
+                <w:rFonts w:ascii="Calibri" w:hAnsi="Calibri"/>
+                <w:sz w:val="20"/>
+              </w:rPr>
+              <w:t>Message Protocol</w:t>
+            </w:r>
+          </w:p>
+        </w:tc>
+        <w:tc>
+          <w:tcPr>
+            <w:tcW w:type="dxa" w:w="5783"/>
+          </w:tcPr>
+          <w:p>
+            <w:r>
+              <w:rPr>
+                <w:rFonts w:ascii="Calibri" w:hAnsi="Calibri"/>
+                <w:sz w:val="20"/>
+              </w:rPr>
+              <w:t>JDBC</w:t>
+            </w:r>
+          </w:p>
+        </w:tc>
+      </w:tr>
+    </w:tbl>
+    <w:p/>
+    <w:p>
+      <w:pPr>
+        <w:pStyle w:val="Heading2"/>
+        <w:keepNext/>
+        <w:keepLines/>
+        <w:outlineLvl w:val="1"/>
+      </w:pPr>
+      <w:r>
+        <w:rPr>
+          <w:rFonts w:ascii="Calibri Light" w:hAnsi="Calibri Light"/>
+          <w:color w:val="0078B4"/>
+          <w:sz w:val="28"/>
+        </w:rPr>
+        <w:t>5.5 Mappings</w:t>
+      </w:r>
+    </w:p>
+    <w:tbl>
+      <w:tblPr>
+        <w:tblStyle w:val="TableGrid"/>
+        <w:tblW w:type="auto" w:w="0"/>
+        <w:jc w:val="left"/>
+        <w:tblLayout w:type="fixed"/>
+        <w:tblLook w:firstColumn="1" w:firstRow="1" w:lastColumn="0" w:lastRow="0" w:noHBand="0" w:noVBand="1" w:val="04A0"/>
+      </w:tblPr>
+      <w:tblGrid>
+        <w:gridCol w:w="2268"/>
+        <w:gridCol w:w="2835"/>
+        <w:gridCol w:w="3798"/>
+      </w:tblGrid>
+      <w:tr>
+        <w:trPr>
+          <w:tblHeader w:val="true"/>
+          <w:cantSplit/>
+        </w:trPr>
+        <w:tc>
+          <w:tcPr>
+            <w:tcW w:type="dxa" w:w="2268"/>
+            <w:shd w:fill="005293"/>
+          </w:tcPr>
+          <w:p>
+            <w:pPr>
+              <w:keepNext/>
+            </w:pPr>
+            <w:r>
+              <w:rPr>
+                <w:rFonts w:ascii="Calibri" w:hAnsi="Calibri"/>
+                <w:b/>
+                <w:color w:val="FFFFFF"/>
+                <w:sz w:val="20"/>
+              </w:rPr>
+              <w:t>Name</w:t>
+            </w:r>
+          </w:p>
+        </w:tc>
+        <w:tc>
+          <w:tcPr>
+            <w:tcW w:type="dxa" w:w="2835"/>
+            <w:shd w:fill="005293"/>
+          </w:tcPr>
+          <w:p>
+            <w:pPr>
+              <w:keepNext/>
+            </w:pPr>
+            <w:r>
+              <w:rPr>
+                <w:rFonts w:ascii="Calibri" w:hAnsi="Calibri"/>
+                <w:b/>
+                <w:color w:val="FFFFFF"/>
+                <w:sz w:val="20"/>
+              </w:rPr>
+              <w:t>2-Line Summary</w:t>
+            </w:r>
+          </w:p>
+        </w:tc>
+        <w:tc>
+          <w:tcPr>
+            <w:tcW w:type="dxa" w:w="3798"/>
+            <w:shd w:fill="005293"/>
+          </w:tcPr>
+          <w:p>
+            <w:pPr>
+              <w:keepNext/>
+            </w:pPr>
+            <w:r>
+              <w:rPr>
+                <w:rFonts w:ascii="Calibri" w:hAnsi="Calibri"/>
+                <w:b/>
+                <w:color w:val="FFFFFF"/>
+                <w:sz w:val="20"/>
+              </w:rPr>
+              <w:t>Mapping File Link</w:t>
+            </w:r>
+          </w:p>
+        </w:tc>
+      </w:tr>
+      <w:tr>
+        <w:trPr>
+          <w:cantSplit/>
+        </w:trPr>
+        <w:tc>
+          <w:tcPr>
+            <w:tcW w:type="dxa" w:w="2268"/>
+          </w:tcPr>
+          <w:p>
+            <w:r>
+              <w:rPr>
+                <w:rFonts w:ascii="Calibri" w:hAnsi="Calibri"/>
+                <w:sz w:val="20"/>
+              </w:rPr>
+              <w:t>mm_SalesConsignment_to_InsertSalesConsignment</w:t>
+            </w:r>
+          </w:p>
+        </w:tc>
+        <w:tc>
+          <w:tcPr>
+            <w:tcW w:type="dxa" w:w="2835"/>
+          </w:tcPr>
+          <w:p>
+            <w:r>
+              <w:rPr>
+                <w:rFonts w:ascii="Calibri" w:hAnsi="Calibri"/>
+                <w:sz w:val="20"/>
+              </w:rPr>
+              <w:t>This mapping transforms SalesConsignment data into the InsertSalesConsignment structure used later in SAP CI.</w:t>
+              <w:br/>
+              <w:t>It is executed during message processing to reshape the payload before the next handoff.</w:t>
+            </w:r>
+          </w:p>
+        </w:tc>
+        <w:tc>
+          <w:tcPr>
+            <w:tcW w:type="dxa" w:w="3798"/>
+          </w:tcPr>
+          <w:p>
+            <w:r>
+              <w:rPr>
+                <w:rFonts w:ascii="Calibri" w:hAnsi="Calibri"/>
+                <w:sz w:val="20"/>
+              </w:rPr>
               <w:t>src\main\resources\mapping\mm_SalesConsignment_to_InsertSalesConsignment.mmap</w:t>
+            </w:r>
+          </w:p>
+        </w:tc>
+      </w:tr>
+    </w:tbl>
+    <w:p/>
+    <w:p>
+      <w:pPr>
+        <w:pStyle w:val="Heading3"/>
+        <w:keepNext/>
+        <w:keepLines/>
+        <w:outlineLvl w:val="2"/>
+        <w:collapsed w:val="1"/>
+        <w15:collapsed xmlns:w15="http://schemas.microsoft.com/office/word/2012/wordml"/>
+      </w:pPr>
+      <w:r>
+        <w:rPr>
+          <w:rFonts w:ascii="Calibri Light" w:hAnsi="Calibri Light"/>
+          <w:color w:val="212529"/>
+          <w:sz w:val="24"/>
+        </w:rPr>
+        <w:t>mm_SalesConsignment_to_InsertSalesConsignment</w:t>
+      </w:r>
+    </w:p>
+    <w:tbl>
+      <w:tblPr>
+        <w:tblStyle w:val="TableGrid"/>
+        <w:tblW w:type="auto" w:w="0"/>
+        <w:jc w:val="left"/>
+        <w:tblLayout w:type="fixed"/>
+        <w:tblLook w:firstColumn="1" w:firstRow="1" w:lastColumn="0" w:lastRow="0" w:noHBand="0" w:noVBand="1" w:val="04A0"/>
+      </w:tblPr>
+      <w:tblGrid>
+        <w:gridCol w:w="3118"/>
+        <w:gridCol w:w="5783"/>
+      </w:tblGrid>
+      <w:tr>
+        <w:trPr>
+          <w:tblHeader w:val="true"/>
+          <w:cantSplit/>
+        </w:trPr>
+        <w:tc>
+          <w:tcPr>
+            <w:tcW w:type="dxa" w:w="3118"/>
+            <w:shd w:fill="005293"/>
+          </w:tcPr>
+          <w:p>
+            <w:pPr>
+              <w:keepNext/>
+            </w:pPr>
+            <w:r>
+              <w:rPr>
+                <w:rFonts w:ascii="Calibri" w:hAnsi="Calibri"/>
+                <w:b/>
+                <w:color w:val="FFFFFF"/>
+                <w:sz w:val="20"/>
+              </w:rPr>
+              <w:t>Attribute</w:t>
+            </w:r>
+          </w:p>
+        </w:tc>
+        <w:tc>
+          <w:tcPr>
+            <w:tcW w:type="dxa" w:w="5783"/>
+            <w:shd w:fill="005293"/>
+          </w:tcPr>
+          <w:p>
+            <w:pPr>
+              <w:keepNext/>
+            </w:pPr>
+            <w:r>
+              <w:rPr>
+                <w:rFonts w:ascii="Calibri" w:hAnsi="Calibri"/>
+                <w:b/>
+                <w:color w:val="FFFFFF"/>
+                <w:sz w:val="20"/>
+              </w:rPr>
+              <w:t>Value</w:t>
+            </w:r>
+          </w:p>
+        </w:tc>
+      </w:tr>
+      <w:tr>
+        <w:trPr>
+          <w:cantSplit/>
+        </w:trPr>
+        <w:tc>
+          <w:tcPr>
+            <w:tcW w:type="dxa" w:w="3118"/>
+          </w:tcPr>
+          <w:p>
+            <w:r>
+              <w:rPr>
+                <w:rFonts w:ascii="Calibri" w:hAnsi="Calibri"/>
+                <w:sz w:val="20"/>
+              </w:rPr>
+              <w:t>Source Message / Object</w:t>
+            </w:r>
+          </w:p>
+        </w:tc>
+        <w:tc>
+          <w:tcPr>
+            <w:tcW w:type="dxa" w:w="5783"/>
+          </w:tcPr>
+          <w:p>
+            <w:r>
+              <w:rPr>
+                <w:rFonts w:ascii="Calibri" w:hAnsi="Calibri"/>
+                <w:sz w:val="20"/>
+              </w:rPr>
+              <w:t>SalesConsignment</w:t>
+            </w:r>
+          </w:p>
+        </w:tc>
+      </w:tr>
+      <w:tr>
+        <w:trPr>
+          <w:cantSplit/>
+        </w:trPr>
+        <w:tc>
+          <w:tcPr>
+            <w:tcW w:type="dxa" w:w="3118"/>
+            <w:shd w:fill="F5F8FA"/>
+          </w:tcPr>
+          <w:p>
+            <w:r>
+              <w:rPr>
+                <w:rFonts w:ascii="Calibri" w:hAnsi="Calibri"/>
+                <w:sz w:val="20"/>
+              </w:rPr>
+              <w:t>Target Message / Object</w:t>
+            </w:r>
+          </w:p>
+        </w:tc>
+        <w:tc>
+          <w:tcPr>
+            <w:tcW w:type="dxa" w:w="5783"/>
+            <w:shd w:fill="F5F8FA"/>
+          </w:tcPr>
+          <w:p>
+            <w:r>
+              <w:rPr>
+                <w:rFonts w:ascii="Calibri" w:hAnsi="Calibri"/>
+                <w:sz w:val="20"/>
+              </w:rPr>
+              <w:t>InsertSalesConsignment</w:t>
             </w:r>
           </w:p>
         </w:tc>
@@ -6177,7 +7407,7 @@
       <w:r>
         <w:drawing>
           <wp:inline xmlns:a="http://schemas.openxmlformats.org/drawingml/2006/main" xmlns:pic="http://schemas.openxmlformats.org/drawingml/2006/picture">
-            <wp:extent cx="4937760" cy="1078005"/>
+            <wp:extent cx="4937760" cy="2272044"/>
             <wp:docPr id="5" name="Picture 5"/>
             <wp:cNvGraphicFramePr>
               <a:graphicFrameLocks noChangeAspect="1"/>
@@ -6198,7 +7428,7 @@
                   <pic:spPr>
                     <a:xfrm>
                       <a:off x="0" y="0"/>
-                      <a:ext cx="4937760" cy="1078005"/>
+                      <a:ext cx="4937760" cy="2272044"/>
                     </a:xfrm>
                     <a:prstGeom prst="rect"/>
                   </pic:spPr>
@@ -6219,7 +7449,7 @@
           <w:color w:val="6C757D"/>
           <w:sz w:val="20"/>
         </w:rPr>
-        <w:t>Figure: Exception SubProcess (Copied from Integration Flow Diagram)</w:t>
+        <w:t>Figure: Exception SubProcess Diagram</w:t>
       </w:r>
     </w:p>
     <w:p/>
